--- a/Tyler/Java Backend/Tyler_Roberts.docx
+++ b/Tyler/Java Backend/Tyler_Roberts.docx
@@ -44,7 +44,7 @@
           <w:sz w:val="19"/>
           <w:szCs w:val="19"/>
         </w:rPr>
-        <w:t>tylerroberts.dev@oudook.com | linkedin.com/in/tyler-roberts-3b839b3a9/ | Florida, United States | +1 (321) 376-7095</w:t>
+        <w:t>tylerrdev@outlook.com | linkedin.com/in/tyler-roberts-76a8193b2/ | Florida, United States | +1 (321) 376-7095</w:t>
       </w:r>
     </w:p>
     <w:p>
@@ -190,7 +190,14 @@
         <w:rPr>
           <w:rFonts w:ascii="Arial" w:hAnsi="Arial" w:cs="Arial"/>
         </w:rPr>
-        <w:t xml:space="preserve"> workflows that support complex enterprise domains. Comfortable owning services end-to-end—</w:t>
+        <w:t xml:space="preserve"> workflows that support complex enterprise domains. </w:t>
+      </w:r>
+      <w:proofErr w:type="gramStart"/>
+      <w:r>
+        <w:rPr>
+          <w:rFonts w:ascii="Arial" w:hAnsi="Arial" w:cs="Arial"/>
+        </w:rPr>
+        <w:t>Comfortable owning services end-to-end—</w:t>
       </w:r>
       <w:r>
         <w:rPr>
@@ -257,6 +264,7 @@
         </w:rPr>
         <w:t>—with a pragmatic approach to reliability, cost, and long-term maintainability.</w:t>
       </w:r>
+      <w:proofErr w:type="gramEnd"/>
     </w:p>
     <w:p>
       <w:pPr>
@@ -2000,13 +2008,23 @@
         </w:rPr>
         <w:t xml:space="preserve">Introduced caching strategies using </w:t>
       </w:r>
-      <w:r>
-        <w:rPr>
-          <w:rStyle w:val="Strong"/>
-          <w:rFonts w:ascii="Arial" w:hAnsi="Arial" w:cs="Arial"/>
-          <w:sz w:val="20"/>
-        </w:rPr>
-        <w:t>Redis / ElastiCache</w:t>
+      <w:proofErr w:type="gramStart"/>
+      <w:r>
+        <w:rPr>
+          <w:rStyle w:val="Strong"/>
+          <w:rFonts w:ascii="Arial" w:hAnsi="Arial" w:cs="Arial"/>
+          <w:sz w:val="20"/>
+        </w:rPr>
+        <w:t>Redis</w:t>
+      </w:r>
+      <w:proofErr w:type="gramEnd"/>
+      <w:r>
+        <w:rPr>
+          <w:rStyle w:val="Strong"/>
+          <w:rFonts w:ascii="Arial" w:hAnsi="Arial" w:cs="Arial"/>
+          <w:sz w:val="20"/>
+        </w:rPr>
+        <w:t xml:space="preserve"> / ElastiCache</w:t>
       </w:r>
       <w:r>
         <w:rPr>
@@ -2490,7 +2508,23 @@
           <w:rFonts w:ascii="Arial" w:hAnsi="Arial" w:cs="Arial"/>
           <w:sz w:val="20"/>
         </w:rPr>
-        <w:t>Improved performance by profiling hotspots (threading, connection pools, serialization) and eliminating slow queries, reducing p95 latency for key endpoints.</w:t>
+        <w:t xml:space="preserve">Improved performance by profiling hotspots (threading, connection pools, </w:t>
+      </w:r>
+      <w:proofErr w:type="gramStart"/>
+      <w:r>
+        <w:rPr>
+          <w:rFonts w:ascii="Arial" w:hAnsi="Arial" w:cs="Arial"/>
+          <w:sz w:val="20"/>
+        </w:rPr>
+        <w:t>serialization</w:t>
+      </w:r>
+      <w:proofErr w:type="gramEnd"/>
+      <w:r>
+        <w:rPr>
+          <w:rFonts w:ascii="Arial" w:hAnsi="Arial" w:cs="Arial"/>
+          <w:sz w:val="20"/>
+        </w:rPr>
+        <w:t>) and eliminating slow queries, reducing p95 latency for key endpoints.</w:t>
       </w:r>
     </w:p>
     <w:p>
@@ -3195,6 +3229,7 @@
         </w:rPr>
         <w:t xml:space="preserve">, </w:t>
       </w:r>
+      <w:proofErr w:type="gramStart"/>
       <w:r>
         <w:rPr>
           <w:rStyle w:val="Strong"/>
@@ -3203,6 +3238,7 @@
         </w:rPr>
         <w:t>EC2</w:t>
       </w:r>
+      <w:proofErr w:type="gramEnd"/>
       <w:r>
         <w:rPr>
           <w:rFonts w:ascii="Arial" w:hAnsi="Arial" w:cs="Arial"/>
@@ -3293,6 +3329,7 @@
       </w:r>
     </w:p>
     <w:p>
+      <w:proofErr w:type="gramStart"/>
       <w:r>
         <w:rPr>
           <w:rFonts w:ascii="Arial" w:eastAsia="Arial" w:hAnsi="Arial" w:cs="Arial"/>
@@ -3304,6 +3341,7 @@
         </w:rPr>
         <w:t>Centric Tech Inc.</w:t>
       </w:r>
+      <w:proofErr w:type="gramEnd"/>
     </w:p>
     <w:p>
       <w:r>
